--- a/ДПП_профпереподготовка_инструктор-проводник_по_Приказу-266_256ч.docx
+++ b/ДПП_профпереподготовка_инструктор-проводник_по_Приказу-266_256ч.docx
@@ -58,7 +58,7 @@
           <w:lang w:val="ru-RU"/>
         </w:rPr>
         <w:br/>
-        <w:t>Педагогическим советом ФАР</w:t>
+        <w:t>Учебно-методической комиссией ФАР</w:t>
       </w:r>
       <w:r>
         <w:rPr>
